--- a/Fase 1/Evidencias Individuales/Georgi_Christopher_1.3_APT122_AutoevaluaciónFase1.docx
+++ b/Fase 1/Evidencias Individuales/Georgi_Christopher_1.3_APT122_AutoevaluaciónFase1.docx
@@ -6751,6 +6751,7 @@
         <w:tc>
           <w:tcPr>
             <w:tcW w:w="2268" w:type="dxa"/>
+            <w:shd w:val="clear" w:color="auto" w:fill="00B050"/>
             <w:vAlign w:val="center"/>
           </w:tcPr>
           <w:p>
@@ -13985,7 +13986,7 @@
       <w:lang w:val="es-CL" w:eastAsia="es-CL"/>
     </w:rPr>
   </w:style>
-  <w:style w:type="character" w:styleId="Textoennegrita">
+  <w:style w:type="character" w:styleId="Fuerte">
     <w:name w:val="Strong"/>
     <w:basedOn w:val="Fuentedeprrafopredeter"/>
     <w:uiPriority w:val="22"/>
@@ -14272,15 +14273,6 @@
 </file>
 
 <file path=customXml/item2.xml><?xml version="1.0" encoding="utf-8"?>
-<?mso-contentType ?>
-<FormTemplates xmlns="http://schemas.microsoft.com/sharepoint/v3/contenttype/forms">
-  <Display>DocumentLibraryForm</Display>
-  <Edit>DocumentLibraryForm</Edit>
-  <New>DocumentLibraryForm</New>
-</FormTemplates>
-</file>
-
-<file path=customXml/item3.xml><?xml version="1.0" encoding="utf-8"?>
 <ct:contentTypeSchema xmlns:ct="http://schemas.microsoft.com/office/2006/metadata/contentType" xmlns:ma="http://schemas.microsoft.com/office/2006/metadata/properties/metaAttributes" ct:_="" ma:_="" ma:contentTypeName="Documento" ma:contentTypeID="0x010100E96778489EE7714D8BD12CC105EB918B" ma:contentTypeVersion="2" ma:contentTypeDescription="Crear nuevo documento." ma:contentTypeScope="" ma:versionID="416c5c7ae9b5d54d83875cd3c65194e3">
   <xsd:schema xmlns:xsd="http://www.w3.org/2001/XMLSchema" xmlns:xs="http://www.w3.org/2001/XMLSchema" xmlns:p="http://schemas.microsoft.com/office/2006/metadata/properties" xmlns:ns2="126e8a1c-9ea9-435a-ac89-d06c80d62e30" targetNamespace="http://schemas.microsoft.com/office/2006/metadata/properties" ma:root="true" ma:fieldsID="70a237c842677bd850644f8595079f5e" ns2:_="">
     <xsd:import namespace="126e8a1c-9ea9-435a-ac89-d06c80d62e30"/>
@@ -14412,14 +14404,23 @@
 </ct:contentTypeSchema>
 </file>
 
+<file path=customXml/item3.xml><?xml version="1.0" encoding="utf-8"?>
+<?mso-contentType ?>
+<FormTemplates xmlns="http://schemas.microsoft.com/sharepoint/v3/contenttype/forms">
+  <Display>DocumentLibraryForm</Display>
+  <Edit>DocumentLibraryForm</Edit>
+  <New>DocumentLibraryForm</New>
+</FormTemplates>
+</file>
+
 <file path=customXml/item4.xml><?xml version="1.0" encoding="utf-8"?>
+<b:Sources xmlns:b="http://schemas.openxmlformats.org/officeDocument/2006/bibliography" xmlns="http://schemas.openxmlformats.org/officeDocument/2006/bibliography" SelectedStyle="\APASixthEditionOfficeOnline.xsl" StyleName="APA" Version="6"/>
+</file>
+
+<file path=customXml/item5.xml><?xml version="1.0" encoding="utf-8"?>
 <p:properties xmlns:p="http://schemas.microsoft.com/office/2006/metadata/properties" xmlns:xsi="http://www.w3.org/2001/XMLSchema-instance" xmlns:pc="http://schemas.microsoft.com/office/infopath/2007/PartnerControls">
   <documentManagement/>
 </p:properties>
-</file>
-
-<file path=customXml/item5.xml><?xml version="1.0" encoding="utf-8"?>
-<b:Sources xmlns:b="http://schemas.openxmlformats.org/officeDocument/2006/bibliography" xmlns="http://schemas.openxmlformats.org/officeDocument/2006/bibliography" SelectedStyle="\APASixthEditionOfficeOnline.xsl" StyleName="APA" Version="6"/>
 </file>
 
 <file path=customXml/itemProps1.xml><?xml version="1.0" encoding="utf-8"?>
@@ -14431,14 +14432,6 @@
 </file>
 
 <file path=customXml/itemProps2.xml><?xml version="1.0" encoding="utf-8"?>
-<ds:datastoreItem xmlns:ds="http://schemas.openxmlformats.org/officeDocument/2006/customXml" ds:itemID="{4EF1E242-F579-4982-B8CC-2FBF33737424}">
-  <ds:schemaRefs>
-    <ds:schemaRef ds:uri="http://schemas.microsoft.com/sharepoint/v3/contenttype/forms"/>
-  </ds:schemaRefs>
-</ds:datastoreItem>
-</file>
-
-<file path=customXml/itemProps3.xml><?xml version="1.0" encoding="utf-8"?>
 <ds:datastoreItem xmlns:ds="http://schemas.openxmlformats.org/officeDocument/2006/customXml" ds:itemID="{14D1F39E-8B56-417C-B337-6A9061C37D5D}">
   <ds:schemaRefs>
     <ds:schemaRef ds:uri="http://schemas.microsoft.com/office/2006/metadata/contentType"/>
@@ -14456,19 +14449,27 @@
 </ds:datastoreItem>
 </file>
 
+<file path=customXml/itemProps3.xml><?xml version="1.0" encoding="utf-8"?>
+<ds:datastoreItem xmlns:ds="http://schemas.openxmlformats.org/officeDocument/2006/customXml" ds:itemID="{4EF1E242-F579-4982-B8CC-2FBF33737424}">
+  <ds:schemaRefs>
+    <ds:schemaRef ds:uri="http://schemas.microsoft.com/sharepoint/v3/contenttype/forms"/>
+  </ds:schemaRefs>
+</ds:datastoreItem>
+</file>
+
 <file path=customXml/itemProps4.xml><?xml version="1.0" encoding="utf-8"?>
+<ds:datastoreItem xmlns:ds="http://schemas.openxmlformats.org/officeDocument/2006/customXml" ds:itemID="{028C5B15-B524-4B7C-9DF0-F573AFD0F54E}">
+  <ds:schemaRefs>
+    <ds:schemaRef ds:uri="http://schemas.openxmlformats.org/officeDocument/2006/bibliography"/>
+  </ds:schemaRefs>
+</ds:datastoreItem>
+</file>
+
+<file path=customXml/itemProps5.xml><?xml version="1.0" encoding="utf-8"?>
 <ds:datastoreItem xmlns:ds="http://schemas.openxmlformats.org/officeDocument/2006/customXml" ds:itemID="{5B7B5873-BEF7-4EF9-B783-7B50266FE496}">
   <ds:schemaRefs>
     <ds:schemaRef ds:uri="http://schemas.microsoft.com/office/2006/metadata/properties"/>
     <ds:schemaRef ds:uri="http://schemas.microsoft.com/office/infopath/2007/PartnerControls"/>
   </ds:schemaRefs>
 </ds:datastoreItem>
-</file>
-
-<file path=customXml/itemProps5.xml><?xml version="1.0" encoding="utf-8"?>
-<ds:datastoreItem xmlns:ds="http://schemas.openxmlformats.org/officeDocument/2006/customXml" ds:itemID="{028C5B15-B524-4B7C-9DF0-F573AFD0F54E}">
-  <ds:schemaRefs>
-    <ds:schemaRef ds:uri="http://schemas.openxmlformats.org/officeDocument/2006/bibliography"/>
-  </ds:schemaRefs>
-</ds:datastoreItem>
 </file>